--- a/job-application/Edenred UAE/Moamen_Basyoni_CV_Edenred_UAE.docx
+++ b/job-application/Edenred UAE/Moamen_Basyoni_CV_Edenred_UAE.docx
@@ -306,7 +306,7 @@
         <w:t xml:space="preserve">xUnit</w:t>
       </w:r>
       <w:r>
-        <w:t xml:space="preserve">; a runtime business-rule engine benchmarked to a 45% performance improvement with BenchmarkDotNet.</w:t>
+        <w:t xml:space="preserve">; a runtime business-rule engine benchmarked to a 60% performance improvement with BenchmarkDotNet.</w:t>
       </w:r>
     </w:p>
     <w:p>
